--- a/docs/PLAN.docx
+++ b/docs/PLAN.docx
@@ -2284,7 +2284,7 @@
               <w:pStyle w:val="Compact"/>
             </w:pPr>
             <w:r>
-              <w:t xml:space="preserve">Not started</w:t>
+              <w:t xml:space="preserve">Done</w:t>
             </w:r>
           </w:p>
         </w:tc>
@@ -2332,7 +2332,7 @@
               <w:pStyle w:val="Compact"/>
             </w:pPr>
             <w:r>
-              <w:t xml:space="preserve">Not started</w:t>
+              <w:t xml:space="preserve">Done</w:t>
             </w:r>
           </w:p>
         </w:tc>
@@ -2687,7 +2687,7 @@
         <w:rPr>
           <w:rStyle w:val="VerbatimChar"/>
         </w:rPr>
-        <w:t xml:space="preserve">S3_BUCKET, DUCKDB_PATH (optional, defaults to data/supply_integration.duckdb)</w:t>
+        <w:t xml:space="preserve">S3_BUCKET, DUCKDB_PATH (optional, defaults to data/catalog_data_platform.duckdb)</w:t>
       </w:r>
       <w:r>
         <w:br/>
